--- a/arquivos-das-aulas/javascript/my_documents/Aulas Teoricas e exec.docx
+++ b/arquivos-das-aulas/javascript/my_documents/Aulas Teoricas e exec.docx
@@ -37,7 +37,16 @@
           <w:sz w:val="70"/>
           <w:szCs w:val="70"/>
         </w:rPr>
-        <w:t xml:space="preserve"> e exercícios</w:t>
+        <w:t xml:space="preserve"> e exercício</w:t>
+      </w:r>
+      <w:r>
+        <w:rPr>
+          <w:b/>
+          <w:bCs/>
+          <w:sz w:val="70"/>
+          <w:szCs w:val="70"/>
+        </w:rPr>
+        <w:t>s</w:t>
       </w:r>
     </w:p>
     <w:p>
@@ -362,7 +371,7 @@
           <w:szCs w:val="40"/>
         </w:rPr>
         <w:drawing>
-          <wp:anchor distT="0" distB="0" distL="114300" distR="114300" simplePos="0" relativeHeight="251713536" behindDoc="1" locked="0" layoutInCell="1" allowOverlap="1" wp14:anchorId="37FF32FB" wp14:editId="3B745842">
+          <wp:anchor distT="0" distB="0" distL="114300" distR="114300" simplePos="0" relativeHeight="251713536" behindDoc="1" locked="0" layoutInCell="1" allowOverlap="1" wp14:anchorId="37FF32FB" wp14:editId="641E074B">
             <wp:simplePos x="0" y="0"/>
             <wp:positionH relativeFrom="margin">
               <wp:align>center</wp:align>
@@ -20259,14 +20268,7 @@
           <w:sz w:val="32"/>
           <w:szCs w:val="32"/>
         </w:rPr>
-        <w:t xml:space="preserve"> de uma website simples</w:t>
-      </w:r>
-      <w:r>
-        <w:rPr>
-          <w:sz w:val="32"/>
-          <w:szCs w:val="32"/>
-        </w:rPr>
-        <w:t>?</w:t>
+        <w:t xml:space="preserve"> de uma website simples?</w:t>
       </w:r>
       <w:r>
         <w:rPr>
@@ -21119,16 +21121,7 @@
           <w:sz w:val="32"/>
           <w:szCs w:val="32"/>
         </w:rPr>
-        <w:t>}</w:t>
-      </w:r>
-      <w:r>
-        <w:rPr>
-          <w:noProof/>
-          <w:color w:val="000000" w:themeColor="text1"/>
-          <w:sz w:val="32"/>
-          <w:szCs w:val="32"/>
-        </w:rPr>
-        <w:t>// Opcionalmente usar parametros para funções</w:t>
+        <w:t>}// Opcionalmente usar parametros para funções</w:t>
       </w:r>
     </w:p>
     <w:p>
